--- a/lilyco-binfmt/tests/fixtures/office/md-lo.docx
+++ b/lilyco-binfmt/tests/fixtures/office/md-lo.docx
@@ -140,6 +140,16 @@
       <w:r>
         <w:rPr/>
         <w:t>`</w:t>
+      </w:r>
+    </w:p>
+    <w:p>
+      <w:pPr>
+        <w:pStyle w:val="Normal"/>
+        <w:rPr/>
+      </w:pPr>
+      <w:r>
+        <w:rPr/>
+        <w:t>两处空格  之间是一个记号</w:t>
       </w:r>
     </w:p>
     <w:p>
